--- a/Commandes Docker Part I & II.docx
+++ b/Commandes Docker Part I & II.docx
@@ -137,14 +137,12 @@
         <w:rPr>
           <w:sz w:val="22"/>
           <w:szCs w:val="22"/>
-          <w:lang w:val="it-IT"/>
-        </w:rPr>
-      </w:pPr>
-      <w:r>
-        <w:rPr>
-          <w:sz w:val="22"/>
-          <w:szCs w:val="22"/>
-          <w:lang w:val="it-IT"/>
+        </w:rPr>
+      </w:pPr>
+      <w:r>
+        <w:rPr>
+          <w:sz w:val="22"/>
+          <w:szCs w:val="22"/>
         </w:rPr>
         <w:t xml:space="preserve">curl </w:t>
       </w:r>
@@ -154,7 +152,6 @@
             <w:rStyle w:val="Lienhypertexte"/>
             <w:sz w:val="22"/>
             <w:szCs w:val="22"/>
-            <w:lang w:val="it-IT"/>
           </w:rPr>
           <w:t>http://localhost:8080/clients</w:t>
         </w:r>
@@ -177,6 +174,9 @@
     </w:p>
     <w:p>
       <w:r>
+        <w:rPr>
+          <w:noProof/>
+        </w:rPr>
         <w:drawing>
           <wp:inline distT="0" distB="0" distL="0" distR="0" wp14:anchorId="69BE9E19" wp14:editId="2A056070">
             <wp:extent cx="5168309" cy="3916680"/>
@@ -265,15 +265,7 @@
             <w:sz w:val="22"/>
             <w:szCs w:val="22"/>
           </w:rPr>
-          <w:t>://localhos</w:t>
-        </w:r>
-        <w:r>
-          <w:rPr>
-            <w:rStyle w:val="Lienhypertexte"/>
-            <w:sz w:val="22"/>
-            <w:szCs w:val="22"/>
-          </w:rPr>
-          <w:t>t</w:t>
+          <w:t>://localhost</w:t>
         </w:r>
         <w:r>
           <w:rPr>
@@ -302,6 +294,9 @@
     </w:p>
     <w:p>
       <w:r>
+        <w:rPr>
+          <w:noProof/>
+        </w:rPr>
         <w:lastRenderedPageBreak/>
         <w:drawing>
           <wp:inline distT="0" distB="0" distL="0" distR="0" wp14:anchorId="488F76ED" wp14:editId="5B1EF787">
@@ -372,25 +367,7 @@
             <w:szCs w:val="22"/>
             <w:lang w:val="it-IT"/>
           </w:rPr>
-          <w:t>http://localhos</w:t>
-        </w:r>
-        <w:r>
-          <w:rPr>
-            <w:rStyle w:val="Lienhypertexte"/>
-            <w:sz w:val="22"/>
-            <w:szCs w:val="22"/>
-            <w:lang w:val="it-IT"/>
-          </w:rPr>
-          <w:t>t</w:t>
-        </w:r>
-        <w:r>
-          <w:rPr>
-            <w:rStyle w:val="Lienhypertexte"/>
-            <w:sz w:val="22"/>
-            <w:szCs w:val="22"/>
-            <w:lang w:val="it-IT"/>
-          </w:rPr>
-          <w:t>:8080/clients/1</w:t>
+          <w:t>http://localhost:8080/clients/1</w:t>
         </w:r>
       </w:hyperlink>
     </w:p>
@@ -411,6 +388,9 @@
     </w:p>
     <w:p>
       <w:r>
+        <w:rPr>
+          <w:noProof/>
+        </w:rPr>
         <w:drawing>
           <wp:inline distT="0" distB="0" distL="0" distR="0" wp14:anchorId="0A8F16F2" wp14:editId="5D15F3AF">
             <wp:extent cx="6541012" cy="3337560"/>
@@ -465,6 +445,9 @@
     </w:p>
     <w:p>
       <w:r>
+        <w:rPr>
+          <w:noProof/>
+        </w:rPr>
         <w:drawing>
           <wp:inline distT="0" distB="0" distL="0" distR="0" wp14:anchorId="37C5E50A" wp14:editId="3599D4B3">
             <wp:extent cx="2910840" cy="1493520"/>
@@ -593,6 +576,9 @@
     </w:p>
     <w:p>
       <w:r>
+        <w:rPr>
+          <w:noProof/>
+        </w:rPr>
         <w:drawing>
           <wp:inline distT="0" distB="0" distL="0" distR="0" wp14:anchorId="403774E9" wp14:editId="2A297BAC">
             <wp:extent cx="5507504" cy="2209800"/>
@@ -632,6 +618,9 @@
     </w:p>
     <w:p>
       <w:r>
+        <w:rPr>
+          <w:noProof/>
+        </w:rPr>
         <w:drawing>
           <wp:inline distT="0" distB="0" distL="0" distR="0" wp14:anchorId="64510557" wp14:editId="1346CFF2">
             <wp:extent cx="1684166" cy="2987299"/>
@@ -736,36 +725,15 @@
             <w:sz w:val="22"/>
             <w:szCs w:val="22"/>
           </w:rPr>
-          <w:t>:8081/comman</w:t>
-        </w:r>
-        <w:r>
-          <w:rPr>
-            <w:rStyle w:val="Lienhypertexte"/>
-            <w:sz w:val="22"/>
-            <w:szCs w:val="22"/>
-          </w:rPr>
-          <w:t>d</w:t>
-        </w:r>
-        <w:r>
-          <w:rPr>
-            <w:rStyle w:val="Lienhypertexte"/>
-            <w:sz w:val="22"/>
-            <w:szCs w:val="22"/>
-          </w:rPr>
-          <w:t>es/</w:t>
-        </w:r>
-        <w:r>
-          <w:rPr>
-            <w:rStyle w:val="Lienhypertexte"/>
-            <w:sz w:val="22"/>
-            <w:szCs w:val="22"/>
-          </w:rPr>
-          <w:t>2</w:t>
+          <w:t>:8081/commandes/2</w:t>
         </w:r>
       </w:hyperlink>
     </w:p>
     <w:p>
       <w:r>
+        <w:rPr>
+          <w:noProof/>
+        </w:rPr>
         <w:drawing>
           <wp:inline distT="0" distB="0" distL="0" distR="0" wp14:anchorId="341527A0" wp14:editId="2A9E0077">
             <wp:extent cx="1615580" cy="1539373"/>
@@ -993,6 +961,9 @@
     </w:p>
     <w:p>
       <w:r>
+        <w:rPr>
+          <w:noProof/>
+        </w:rPr>
         <w:drawing>
           <wp:inline distT="0" distB="0" distL="0" distR="0" wp14:anchorId="172EE866" wp14:editId="61267BB4">
             <wp:extent cx="6076315" cy="2043545"/>
@@ -1213,6 +1184,9 @@
     </w:p>
     <w:p>
       <w:r>
+        <w:rPr>
+          <w:noProof/>
+        </w:rPr>
         <w:drawing>
           <wp:inline distT="0" distB="0" distL="0" distR="0" wp14:anchorId="4D1576AD" wp14:editId="7EF8175F">
             <wp:extent cx="5437910" cy="882040"/>
@@ -1327,6 +1301,7 @@
       </w:pPr>
       <w:r>
         <w:rPr>
+          <w:noProof/>
           <w:sz w:val="22"/>
           <w:szCs w:val="22"/>
         </w:rPr>
@@ -1505,6 +1480,9 @@
     </w:p>
     <w:p>
       <w:r>
+        <w:rPr>
+          <w:noProof/>
+        </w:rPr>
         <w:drawing>
           <wp:inline distT="0" distB="0" distL="0" distR="0" wp14:anchorId="3090D7D2" wp14:editId="2A9E2995">
             <wp:extent cx="6504710" cy="2169670"/>
@@ -1641,6 +1619,9 @@
     </w:p>
     <w:p>
       <w:r>
+        <w:rPr>
+          <w:noProof/>
+        </w:rPr>
         <w:drawing>
           <wp:inline distT="0" distB="0" distL="0" distR="0" wp14:anchorId="3472B6FF" wp14:editId="540B1575">
             <wp:extent cx="6360472" cy="1274618"/>
@@ -1719,23 +1700,7 @@
             <w:sz w:val="22"/>
             <w:szCs w:val="22"/>
           </w:rPr>
-          <w:t>http:</w:t>
-        </w:r>
-        <w:r>
-          <w:rPr>
-            <w:rStyle w:val="Lienhypertexte"/>
-            <w:sz w:val="22"/>
-            <w:szCs w:val="22"/>
-          </w:rPr>
-          <w:t>/</w:t>
-        </w:r>
-        <w:r>
-          <w:rPr>
-            <w:rStyle w:val="Lienhypertexte"/>
-            <w:sz w:val="22"/>
-            <w:szCs w:val="22"/>
-          </w:rPr>
-          <w:t>/localhost:8081/commandes</w:t>
+          <w:t>http://localhost:8081/commandes</w:t>
         </w:r>
       </w:hyperlink>
       <w:r>
@@ -1748,6 +1713,9 @@
     </w:p>
     <w:p>
       <w:r>
+        <w:rPr>
+          <w:noProof/>
+        </w:rPr>
         <w:drawing>
           <wp:inline distT="0" distB="0" distL="0" distR="0" wp14:anchorId="721AF339" wp14:editId="1BD6499A">
             <wp:extent cx="1260764" cy="2288262"/>
@@ -1831,14 +1799,7 @@
           <w:sz w:val="22"/>
           <w:szCs w:val="22"/>
         </w:rPr>
-        <w:t xml:space="preserve">Tester </w:t>
-      </w:r>
-      <w:r>
-        <w:rPr>
-          <w:sz w:val="22"/>
-          <w:szCs w:val="22"/>
-        </w:rPr>
-        <w:t xml:space="preserve">curl </w:t>
+        <w:t xml:space="preserve">Tester curl </w:t>
       </w:r>
       <w:hyperlink r:id="rId27" w:history="1">
         <w:r>
@@ -1860,6 +1821,7 @@
       </w:pPr>
       <w:r>
         <w:rPr>
+          <w:noProof/>
           <w:sz w:val="22"/>
           <w:szCs w:val="22"/>
         </w:rPr>
@@ -1909,6 +1871,7 @@
       </w:pPr>
       <w:r>
         <w:rPr>
+          <w:noProof/>
           <w:sz w:val="22"/>
           <w:szCs w:val="22"/>
         </w:rPr>
@@ -1970,14 +1933,7 @@
           <w:sz w:val="22"/>
           <w:szCs w:val="22"/>
         </w:rPr>
-        <w:t xml:space="preserve">Si je teste </w:t>
-      </w:r>
-      <w:r>
-        <w:rPr>
-          <w:sz w:val="22"/>
-          <w:szCs w:val="22"/>
-        </w:rPr>
-        <w:t xml:space="preserve">curl </w:t>
+        <w:t xml:space="preserve">Si je teste curl </w:t>
       </w:r>
       <w:hyperlink r:id="rId30" w:history="1">
         <w:r>
@@ -1999,6 +1955,7 @@
       </w:pPr>
       <w:r>
         <w:rPr>
+          <w:noProof/>
           <w:sz w:val="22"/>
           <w:szCs w:val="22"/>
         </w:rPr>
@@ -2048,6 +2005,7 @@
       </w:pPr>
       <w:r>
         <w:rPr>
+          <w:noProof/>
           <w:sz w:val="22"/>
           <w:szCs w:val="22"/>
         </w:rPr>
@@ -2141,6 +2099,7 @@
       </w:pPr>
       <w:r>
         <w:rPr>
+          <w:noProof/>
           <w:sz w:val="22"/>
           <w:szCs w:val="22"/>
         </w:rPr>
@@ -2205,6 +2164,7 @@
       </w:pPr>
       <w:r>
         <w:rPr>
+          <w:noProof/>
           <w:sz w:val="22"/>
           <w:szCs w:val="22"/>
         </w:rPr>
@@ -2274,6 +2234,7 @@
       </w:pPr>
       <w:r>
         <w:rPr>
+          <w:noProof/>
           <w:sz w:val="22"/>
           <w:szCs w:val="22"/>
         </w:rPr>
@@ -2323,6 +2284,7 @@
       </w:pPr>
       <w:r>
         <w:rPr>
+          <w:noProof/>
           <w:sz w:val="22"/>
           <w:szCs w:val="22"/>
         </w:rPr>
@@ -2422,6 +2384,7 @@
       </w:pPr>
       <w:r>
         <w:rPr>
+          <w:noProof/>
           <w:sz w:val="22"/>
           <w:szCs w:val="22"/>
         </w:rPr>
@@ -2491,6 +2454,9 @@
         </w:rPr>
       </w:pPr>
       <w:r>
+        <w:rPr>
+          <w:noProof/>
+        </w:rPr>
         <w:drawing>
           <wp:inline distT="0" distB="0" distL="0" distR="0" wp14:anchorId="0DD3DA7D" wp14:editId="1371A4EF">
             <wp:extent cx="1615580" cy="1539373"/>
@@ -2568,6 +2534,7 @@
       </w:pPr>
       <w:r>
         <w:rPr>
+          <w:noProof/>
           <w:sz w:val="22"/>
           <w:szCs w:val="22"/>
         </w:rPr>
@@ -2637,14 +2604,12 @@
         <w:rPr>
           <w:b/>
           <w:bCs/>
-          <w:lang w:val="en-US"/>
-        </w:rPr>
-      </w:pPr>
-      <w:r>
-        <w:rPr>
-          <w:b/>
-          <w:bCs/>
-          <w:lang w:val="en-US"/>
+        </w:rPr>
+      </w:pPr>
+      <w:r>
+        <w:rPr>
+          <w:b/>
+          <w:bCs/>
         </w:rPr>
         <w:lastRenderedPageBreak/>
         <w:t xml:space="preserve">Part </w:t>
@@ -2653,31 +2618,13 @@
         <w:rPr>
           <w:b/>
           <w:bCs/>
-          <w:lang w:val="en-US"/>
-        </w:rPr>
-        <w:t>I</w:t>
-      </w:r>
-      <w:r>
-        <w:rPr>
-          <w:b/>
-          <w:bCs/>
-          <w:lang w:val="en-US"/>
-        </w:rPr>
-        <w:t>I</w:t>
-      </w:r>
-      <w:r>
-        <w:rPr>
-          <w:b/>
-          <w:bCs/>
-          <w:lang w:val="en-US"/>
-        </w:rPr>
-        <w:t>:</w:t>
-      </w:r>
-      <w:r>
-        <w:rPr>
-          <w:b/>
-          <w:bCs/>
-          <w:lang w:val="en-US"/>
+        </w:rPr>
+        <w:t>II:</w:t>
+      </w:r>
+      <w:r>
+        <w:rPr>
+          <w:b/>
+          <w:bCs/>
         </w:rPr>
         <w:t xml:space="preserve"> PROJET </w:t>
       </w:r>
@@ -2685,7 +2632,6 @@
         <w:rPr>
           <w:b/>
           <w:bCs/>
-          <w:lang w:val="en-US"/>
         </w:rPr>
         <w:t>KAFKA</w:t>
       </w:r>
@@ -2700,175 +2646,63 @@
         <w:rPr>
           <w:b/>
           <w:bCs/>
-          <w:i/>
-          <w:iCs/>
-          <w:color w:val="A02B93" w:themeColor="accent5"/>
-        </w:rPr>
-      </w:pPr>
-      <w:r>
-        <w:rPr>
-          <w:b/>
-          <w:bCs/>
-          <w:i/>
-          <w:iCs/>
-          <w:color w:val="A02B93" w:themeColor="accent5"/>
-        </w:rPr>
-        <w:t xml:space="preserve"> </w:t>
-      </w:r>
-      <w:r>
-        <w:rPr>
-          <w:b/>
-          <w:bCs/>
-          <w:i/>
-          <w:iCs/>
-          <w:color w:val="A02B93" w:themeColor="accent5"/>
-        </w:rPr>
-        <w:t>Invoke-RestMethod -Method Post -Uri http://localhost:5002/commandes -ContentType "application/json" -Body '{"client_id":</w:t>
-      </w:r>
-      <w:r>
-        <w:rPr>
-          <w:b/>
-          <w:bCs/>
-          <w:i/>
-          <w:iCs/>
-          <w:color w:val="A02B93" w:themeColor="accent5"/>
-        </w:rPr>
-        <w:t>3</w:t>
-      </w:r>
-      <w:r>
-        <w:rPr>
-          <w:b/>
-          <w:bCs/>
-          <w:i/>
-          <w:iCs/>
-          <w:color w:val="A02B93" w:themeColor="accent5"/>
-        </w:rPr>
-        <w:t>,"produit":"PC","montant":</w:t>
-      </w:r>
-      <w:r>
-        <w:rPr>
-          <w:b/>
-          <w:bCs/>
-          <w:i/>
-          <w:iCs/>
-          <w:color w:val="A02B93" w:themeColor="accent5"/>
-        </w:rPr>
-        <w:t>9</w:t>
-      </w:r>
-      <w:r>
-        <w:rPr>
-          <w:b/>
-          <w:bCs/>
-          <w:i/>
-          <w:iCs/>
-          <w:color w:val="A02B93" w:themeColor="accent5"/>
-        </w:rPr>
-        <w:t>00,"date_commande":"2026-</w:t>
-      </w:r>
-      <w:r>
-        <w:rPr>
-          <w:b/>
-          <w:bCs/>
-          <w:i/>
-          <w:iCs/>
-          <w:color w:val="A02B93" w:themeColor="accent5"/>
-        </w:rPr>
-        <w:t>10</w:t>
-      </w:r>
-      <w:r>
-        <w:rPr>
-          <w:b/>
-          <w:bCs/>
-          <w:i/>
-          <w:iCs/>
-          <w:color w:val="A02B93" w:themeColor="accent5"/>
-        </w:rPr>
-        <w:t>-</w:t>
-      </w:r>
-      <w:r>
-        <w:rPr>
-          <w:b/>
-          <w:bCs/>
-          <w:i/>
-          <w:iCs/>
-          <w:color w:val="A02B93" w:themeColor="accent5"/>
-        </w:rPr>
-        <w:t>0</w:t>
-      </w:r>
-      <w:r>
-        <w:rPr>
-          <w:b/>
-          <w:bCs/>
-          <w:i/>
-          <w:iCs/>
-          <w:color w:val="A02B93" w:themeColor="accent5"/>
-        </w:rPr>
-        <w:t>5T1</w:t>
-      </w:r>
-      <w:r>
-        <w:rPr>
-          <w:b/>
-          <w:bCs/>
-          <w:i/>
-          <w:iCs/>
-          <w:color w:val="A02B93" w:themeColor="accent5"/>
-        </w:rPr>
-        <w:t>6</w:t>
-      </w:r>
-      <w:r>
-        <w:rPr>
-          <w:b/>
-          <w:bCs/>
-          <w:i/>
-          <w:iCs/>
-          <w:color w:val="A02B93" w:themeColor="accent5"/>
-        </w:rPr>
-        <w:t>:</w:t>
-      </w:r>
-      <w:r>
-        <w:rPr>
-          <w:b/>
-          <w:bCs/>
-          <w:i/>
-          <w:iCs/>
-          <w:color w:val="A02B93" w:themeColor="accent5"/>
-        </w:rPr>
-        <w:t>45</w:t>
-      </w:r>
-      <w:r>
-        <w:rPr>
-          <w:b/>
-          <w:bCs/>
-          <w:i/>
-          <w:iCs/>
-          <w:color w:val="A02B93" w:themeColor="accent5"/>
-        </w:rPr>
-        <w:t xml:space="preserve">:00"}'    </w:t>
-      </w:r>
-    </w:p>
-    <w:p>
-      <w:pPr>
-        <w:rPr>
-          <w:b/>
-          <w:bCs/>
-          <w:i/>
-          <w:iCs/>
-          <w:color w:val="A02B93" w:themeColor="accent5"/>
-        </w:rPr>
-      </w:pPr>
-      <w:r>
-        <w:rPr>
-          <w:b/>
-          <w:bCs/>
-          <w:i/>
-          <w:iCs/>
-          <w:color w:val="A02B93" w:themeColor="accent5"/>
-        </w:rPr>
+        </w:rPr>
+      </w:pPr>
+      <w:r>
+        <w:rPr>
+          <w:b/>
+          <w:bCs/>
+        </w:rPr>
+        <w:t xml:space="preserve">Vérifier l’état des conteneurs </w:t>
+      </w:r>
+    </w:p>
+    <w:p>
+      <w:r>
+        <w:t>docker ps -a</w:t>
+      </w:r>
+    </w:p>
+    <w:p>
+      <w:pPr>
+        <w:rPr>
+          <w:b/>
+          <w:bCs/>
+        </w:rPr>
+      </w:pPr>
+      <w:r>
+        <w:rPr>
+          <w:b/>
+          <w:bCs/>
+        </w:rPr>
+        <w:t>Redémarre kafka</w:t>
+      </w:r>
+    </w:p>
+    <w:p>
+      <w:r>
+        <w:t>docker start kafka</w:t>
+      </w:r>
+    </w:p>
+    <w:p>
+      <w:pPr>
+        <w:rPr>
+          <w:b/>
+          <w:bCs/>
+        </w:rPr>
+      </w:pPr>
+      <w:r>
+        <w:rPr>
+          <w:b/>
+          <w:bCs/>
+        </w:rPr>
+        <w:t xml:space="preserve">Vérifier qu’il tourne bien </w:t>
+      </w:r>
+    </w:p>
+    <w:p>
+      <w:r>
         <w:drawing>
-          <wp:inline distT="0" distB="0" distL="0" distR="0" wp14:anchorId="6B371648" wp14:editId="7A966A7A">
-            <wp:extent cx="6603473" cy="616528"/>
-            <wp:effectExtent l="0" t="0" r="0" b="0"/>
-            <wp:docPr id="1847498271" name="Image 1"/>
+          <wp:inline distT="0" distB="0" distL="0" distR="0" wp14:anchorId="73DBA7CC" wp14:editId="22D28A79">
+            <wp:extent cx="5760720" cy="548640"/>
+            <wp:effectExtent l="0" t="0" r="0" b="3810"/>
+            <wp:docPr id="1526453311" name="Image 1"/>
             <wp:cNvGraphicFramePr>
               <a:graphicFrameLocks xmlns:a="http://schemas.openxmlformats.org/drawingml/2006/main" noChangeAspect="1"/>
             </wp:cNvGraphicFramePr>
@@ -2876,7 +2710,7 @@
               <a:graphicData uri="http://schemas.openxmlformats.org/drawingml/2006/picture">
                 <pic:pic xmlns:pic="http://schemas.openxmlformats.org/drawingml/2006/picture">
                   <pic:nvPicPr>
-                    <pic:cNvPr id="1847498271" name=""/>
+                    <pic:cNvPr id="1526453311" name=""/>
                     <pic:cNvPicPr/>
                   </pic:nvPicPr>
                   <pic:blipFill>
@@ -2888,7 +2722,7 @@
                   <pic:spPr>
                     <a:xfrm>
                       <a:off x="0" y="0"/>
-                      <a:ext cx="6682164" cy="623875"/>
+                      <a:ext cx="5760720" cy="548640"/>
                     </a:xfrm>
                     <a:prstGeom prst="rect">
                       <a:avLst/>
@@ -2942,6 +2776,9 @@
     </w:p>
     <w:p>
       <w:r>
+        <w:rPr>
+          <w:noProof/>
+        </w:rPr>
         <w:drawing>
           <wp:inline distT="0" distB="0" distL="0" distR="0" wp14:anchorId="09E9FA2D" wp14:editId="051342A5">
             <wp:extent cx="5760720" cy="3297555"/>
@@ -2980,27 +2817,176 @@
       </w:r>
     </w:p>
     <w:p>
-      <w:pPr>
-        <w:rPr>
-          <w:b/>
-          <w:bCs/>
-        </w:rPr>
-      </w:pPr>
-      <w:r>
-        <w:rPr>
-          <w:b/>
-          <w:bCs/>
-        </w:rPr>
-        <w:t>1.3 Installation de Kafka avec Docker</w:t>
-      </w:r>
-    </w:p>
-    <w:p>
-      <w:r>
+      <w:r>
+        <w:t xml:space="preserve">Pour créer des commandes </w:t>
+      </w:r>
+    </w:p>
+    <w:p>
+      <w:pPr>
+        <w:rPr>
+          <w:b/>
+          <w:bCs/>
+          <w:i/>
+          <w:iCs/>
+          <w:color w:val="A02B93" w:themeColor="accent5"/>
+        </w:rPr>
+      </w:pPr>
+      <w:r>
+        <w:rPr>
+          <w:b/>
+          <w:bCs/>
+          <w:i/>
+          <w:iCs/>
+          <w:color w:val="A02B93" w:themeColor="accent5"/>
+        </w:rPr>
+        <w:t>Invoke-RestMethod -Method Post -Uri http://localhost:5002/commandes -ContentType "application/json" -Body '{"client_id":</w:t>
+      </w:r>
+      <w:r>
+        <w:rPr>
+          <w:b/>
+          <w:bCs/>
+          <w:i/>
+          <w:iCs/>
+          <w:color w:val="A02B93" w:themeColor="accent5"/>
+        </w:rPr>
+        <w:t>3</w:t>
+      </w:r>
+      <w:r>
+        <w:rPr>
+          <w:b/>
+          <w:bCs/>
+          <w:i/>
+          <w:iCs/>
+          <w:color w:val="A02B93" w:themeColor="accent5"/>
+        </w:rPr>
+        <w:t>,"produit":"PC","montant":</w:t>
+      </w:r>
+      <w:r>
+        <w:rPr>
+          <w:b/>
+          <w:bCs/>
+          <w:i/>
+          <w:iCs/>
+          <w:color w:val="A02B93" w:themeColor="accent5"/>
+        </w:rPr>
+        <w:t>9</w:t>
+      </w:r>
+      <w:r>
+        <w:rPr>
+          <w:b/>
+          <w:bCs/>
+          <w:i/>
+          <w:iCs/>
+          <w:color w:val="A02B93" w:themeColor="accent5"/>
+        </w:rPr>
+        <w:t>00,"date_commande":"2026-</w:t>
+      </w:r>
+      <w:r>
+        <w:rPr>
+          <w:b/>
+          <w:bCs/>
+          <w:i/>
+          <w:iCs/>
+          <w:color w:val="A02B93" w:themeColor="accent5"/>
+        </w:rPr>
+        <w:t>10</w:t>
+      </w:r>
+      <w:r>
+        <w:rPr>
+          <w:b/>
+          <w:bCs/>
+          <w:i/>
+          <w:iCs/>
+          <w:color w:val="A02B93" w:themeColor="accent5"/>
+        </w:rPr>
+        <w:t>-</w:t>
+      </w:r>
+      <w:r>
+        <w:rPr>
+          <w:b/>
+          <w:bCs/>
+          <w:i/>
+          <w:iCs/>
+          <w:color w:val="A02B93" w:themeColor="accent5"/>
+        </w:rPr>
+        <w:t>0</w:t>
+      </w:r>
+      <w:r>
+        <w:rPr>
+          <w:b/>
+          <w:bCs/>
+          <w:i/>
+          <w:iCs/>
+          <w:color w:val="A02B93" w:themeColor="accent5"/>
+        </w:rPr>
+        <w:t>5T1</w:t>
+      </w:r>
+      <w:r>
+        <w:rPr>
+          <w:b/>
+          <w:bCs/>
+          <w:i/>
+          <w:iCs/>
+          <w:color w:val="A02B93" w:themeColor="accent5"/>
+        </w:rPr>
+        <w:t>6</w:t>
+      </w:r>
+      <w:r>
+        <w:rPr>
+          <w:b/>
+          <w:bCs/>
+          <w:i/>
+          <w:iCs/>
+          <w:color w:val="A02B93" w:themeColor="accent5"/>
+        </w:rPr>
+        <w:t>:</w:t>
+      </w:r>
+      <w:r>
+        <w:rPr>
+          <w:b/>
+          <w:bCs/>
+          <w:i/>
+          <w:iCs/>
+          <w:color w:val="A02B93" w:themeColor="accent5"/>
+        </w:rPr>
+        <w:t>45</w:t>
+      </w:r>
+      <w:r>
+        <w:rPr>
+          <w:b/>
+          <w:bCs/>
+          <w:i/>
+          <w:iCs/>
+          <w:color w:val="A02B93" w:themeColor="accent5"/>
+        </w:rPr>
+        <w:t xml:space="preserve">:00"}'    </w:t>
+      </w:r>
+    </w:p>
+    <w:p>
+      <w:pPr>
+        <w:rPr>
+          <w:b/>
+          <w:bCs/>
+          <w:i/>
+          <w:iCs/>
+          <w:color w:val="A02B93" w:themeColor="accent5"/>
+        </w:rPr>
+      </w:pPr>
+      <w:r>
+        <w:rPr>
+          <w:b/>
+          <w:bCs/>
+          <w:i/>
+          <w:iCs/>
+          <w:noProof/>
+          <w:color w:val="A02B93" w:themeColor="accent5"/>
+        </w:rPr>
+        <w:lastRenderedPageBreak/>
         <w:drawing>
-          <wp:inline distT="0" distB="0" distL="0" distR="0" wp14:anchorId="39295BA0" wp14:editId="4D76E48B">
-            <wp:extent cx="5760720" cy="324485"/>
+          <wp:inline distT="0" distB="0" distL="0" distR="0" wp14:anchorId="473C6A27" wp14:editId="73C13966">
+            <wp:extent cx="6603473" cy="616528"/>
             <wp:effectExtent l="0" t="0" r="0" b="0"/>
-            <wp:docPr id="1301698483" name="Image 1"/>
+            <wp:docPr id="1847498271" name="Image 1"/>
             <wp:cNvGraphicFramePr>
               <a:graphicFrameLocks xmlns:a="http://schemas.openxmlformats.org/drawingml/2006/main" noChangeAspect="1"/>
             </wp:cNvGraphicFramePr>
@@ -3008,7 +2994,7 @@
               <a:graphicData uri="http://schemas.openxmlformats.org/drawingml/2006/picture">
                 <pic:pic xmlns:pic="http://schemas.openxmlformats.org/drawingml/2006/picture">
                   <pic:nvPicPr>
-                    <pic:cNvPr id="1301698483" name=""/>
+                    <pic:cNvPr id="1847498271" name=""/>
                     <pic:cNvPicPr/>
                   </pic:nvPicPr>
                   <pic:blipFill>
@@ -3020,7 +3006,7 @@
                   <pic:spPr>
                     <a:xfrm>
                       <a:off x="0" y="0"/>
-                      <a:ext cx="5760720" cy="324485"/>
+                      <a:ext cx="6682164" cy="623875"/>
                     </a:xfrm>
                     <a:prstGeom prst="rect">
                       <a:avLst/>
@@ -3034,6 +3020,14 @@
       </w:r>
     </w:p>
     <w:p>
+      <w:r>
+        <w:rPr>
+          <w:noProof/>
+        </w:rPr>
+        <w:t>Test de kafka</w:t>
+      </w:r>
+    </w:p>
+    <w:p>
       <w:pPr>
         <w:rPr>
           <w:b/>
@@ -3045,9 +3039,9 @@
         <w:rPr>
           <w:b/>
           <w:bCs/>
+          <w:noProof/>
           <w:lang w:val="en-US"/>
         </w:rPr>
-        <w:lastRenderedPageBreak/>
         <w:drawing>
           <wp:inline distT="0" distB="0" distL="0" distR="0" wp14:anchorId="162DC97C" wp14:editId="75974DD2">
             <wp:extent cx="6473341" cy="1614054"/>
@@ -3102,6 +3096,7 @@
       </w:pPr>
       <w:r>
         <w:rPr>
+          <w:noProof/>
           <w:sz w:val="22"/>
           <w:szCs w:val="22"/>
         </w:rPr>
@@ -3151,6 +3146,7 @@
       </w:pPr>
       <w:r>
         <w:rPr>
+          <w:noProof/>
           <w:sz w:val="22"/>
           <w:szCs w:val="22"/>
         </w:rPr>
@@ -3200,54 +3196,8 @@
       </w:pPr>
       <w:r>
         <w:rPr>
-          <w:sz w:val="22"/>
-          <w:szCs w:val="22"/>
-        </w:rPr>
-        <w:drawing>
-          <wp:inline distT="0" distB="0" distL="0" distR="0" wp14:anchorId="36A2CE17" wp14:editId="1EC929B1">
-            <wp:extent cx="4565348" cy="1477498"/>
-            <wp:effectExtent l="0" t="0" r="6985" b="8890"/>
-            <wp:docPr id="1657561735" name="Image 1"/>
-            <wp:cNvGraphicFramePr>
-              <a:graphicFrameLocks xmlns:a="http://schemas.openxmlformats.org/drawingml/2006/main" noChangeAspect="1"/>
-            </wp:cNvGraphicFramePr>
-            <a:graphic xmlns:a="http://schemas.openxmlformats.org/drawingml/2006/main">
-              <a:graphicData uri="http://schemas.openxmlformats.org/drawingml/2006/picture">
-                <pic:pic xmlns:pic="http://schemas.openxmlformats.org/drawingml/2006/picture">
-                  <pic:nvPicPr>
-                    <pic:cNvPr id="1657561735" name=""/>
-                    <pic:cNvPicPr/>
-                  </pic:nvPicPr>
-                  <pic:blipFill>
-                    <a:blip r:embed="rId45"/>
-                    <a:stretch>
-                      <a:fillRect/>
-                    </a:stretch>
-                  </pic:blipFill>
-                  <pic:spPr>
-                    <a:xfrm>
-                      <a:off x="0" y="0"/>
-                      <a:ext cx="4576188" cy="1481006"/>
-                    </a:xfrm>
-                    <a:prstGeom prst="rect">
-                      <a:avLst/>
-                    </a:prstGeom>
-                  </pic:spPr>
-                </pic:pic>
-              </a:graphicData>
-            </a:graphic>
-          </wp:inline>
-        </w:drawing>
-      </w:r>
-    </w:p>
-    <w:p>
-      <w:pPr>
-        <w:rPr>
-          <w:sz w:val="22"/>
-          <w:szCs w:val="22"/>
-        </w:rPr>
-      </w:pPr>
-      <w:r>
+          <w:noProof/>
+        </w:rPr>
         <w:lastRenderedPageBreak/>
         <w:drawing>
           <wp:inline distT="0" distB="0" distL="0" distR="0" wp14:anchorId="50185CC6" wp14:editId="4BAE0F6F">
@@ -3265,7 +3215,7 @@
                     <pic:cNvPicPr/>
                   </pic:nvPicPr>
                   <pic:blipFill>
-                    <a:blip r:embed="rId46"/>
+                    <a:blip r:embed="rId45"/>
                     <a:stretch>
                       <a:fillRect/>
                     </a:stretch>
@@ -3314,7 +3264,7 @@
         </w:rPr>
         <w:t xml:space="preserve"> quoi ressemble le localhost contenant les commandes (</w:t>
       </w:r>
-      <w:hyperlink r:id="rId47" w:history="1">
+      <w:hyperlink r:id="rId46" w:history="1">
         <w:r>
           <w:rPr>
             <w:rStyle w:val="Lienhypertexte"/>
@@ -3334,6 +3284,9 @@
     </w:p>
     <w:p>
       <w:r>
+        <w:rPr>
+          <w:noProof/>
+        </w:rPr>
         <w:drawing>
           <wp:inline distT="0" distB="0" distL="0" distR="0" wp14:anchorId="7D3D6D5F" wp14:editId="3899C6E1">
             <wp:extent cx="1644711" cy="3851029"/>
@@ -3350,7 +3303,7 @@
                     <pic:cNvPicPr/>
                   </pic:nvPicPr>
                   <pic:blipFill>
-                    <a:blip r:embed="rId48"/>
+                    <a:blip r:embed="rId47"/>
                     <a:stretch>
                       <a:fillRect/>
                     </a:stretch>
@@ -3416,7 +3369,7 @@
         </w:rPr>
         <w:t xml:space="preserve"> </w:t>
       </w:r>
-      <w:hyperlink r:id="rId49" w:history="1">
+      <w:hyperlink r:id="rId48" w:history="1">
         <w:r>
           <w:rPr>
             <w:rStyle w:val="Lienhypertexte"/>
@@ -3436,6 +3389,7 @@
       </w:pPr>
       <w:r>
         <w:rPr>
+          <w:noProof/>
           <w:sz w:val="22"/>
           <w:szCs w:val="22"/>
         </w:rPr>
@@ -3455,7 +3409,7 @@
                     <pic:cNvPicPr/>
                   </pic:nvPicPr>
                   <pic:blipFill>
-                    <a:blip r:embed="rId50"/>
+                    <a:blip r:embed="rId49"/>
                     <a:stretch>
                       <a:fillRect/>
                     </a:stretch>
@@ -3598,6 +3552,7 @@
       </w:pPr>
       <w:r>
         <w:rPr>
+          <w:noProof/>
           <w:sz w:val="22"/>
           <w:szCs w:val="22"/>
         </w:rPr>
@@ -3617,7 +3572,7 @@
                     <pic:cNvPicPr/>
                   </pic:nvPicPr>
                   <pic:blipFill>
-                    <a:blip r:embed="rId51"/>
+                    <a:blip r:embed="rId50"/>
                     <a:stretch>
                       <a:fillRect/>
                     </a:stretch>
@@ -3690,6 +3645,7 @@
       </w:pPr>
       <w:r>
         <w:rPr>
+          <w:noProof/>
           <w:sz w:val="22"/>
           <w:szCs w:val="22"/>
         </w:rPr>
@@ -3709,7 +3665,7 @@
                     <pic:cNvPicPr/>
                   </pic:nvPicPr>
                   <pic:blipFill>
-                    <a:blip r:embed="rId52"/>
+                    <a:blip r:embed="rId51"/>
                     <a:stretch>
                       <a:fillRect/>
                     </a:stretch>
@@ -3739,6 +3695,7 @@
       </w:pPr>
       <w:r>
         <w:rPr>
+          <w:noProof/>
           <w:sz w:val="22"/>
           <w:szCs w:val="22"/>
         </w:rPr>
@@ -3758,7 +3715,7 @@
                     <pic:cNvPicPr/>
                   </pic:nvPicPr>
                   <pic:blipFill>
-                    <a:blip r:embed="rId53"/>
+                    <a:blip r:embed="rId52"/>
                     <a:stretch>
                       <a:fillRect/>
                     </a:stretch>
@@ -3827,6 +3784,7 @@
         <w:rPr>
           <w:b/>
           <w:bCs/>
+          <w:noProof/>
         </w:rPr>
         <w:drawing>
           <wp:inline distT="0" distB="0" distL="0" distR="0" wp14:anchorId="18B0BF0C" wp14:editId="556E49BB">
@@ -3844,7 +3802,7 @@
                     <pic:cNvPicPr/>
                   </pic:nvPicPr>
                   <pic:blipFill>
-                    <a:blip r:embed="rId54"/>
+                    <a:blip r:embed="rId53"/>
                     <a:stretch>
                       <a:fillRect/>
                     </a:stretch>
@@ -3867,6 +3825,9 @@
     </w:p>
     <w:p>
       <w:r>
+        <w:rPr>
+          <w:noProof/>
+        </w:rPr>
         <w:drawing>
           <wp:inline distT="0" distB="0" distL="0" distR="0" wp14:anchorId="419A740C" wp14:editId="7C5AB44F">
             <wp:extent cx="5760720" cy="1005840"/>
@@ -3883,7 +3844,7 @@
                     <pic:cNvPicPr/>
                   </pic:nvPicPr>
                   <pic:blipFill>
-                    <a:blip r:embed="rId55"/>
+                    <a:blip r:embed="rId54"/>
                     <a:stretch>
                       <a:fillRect/>
                     </a:stretch>
@@ -3921,6 +3882,9 @@
     </w:p>
     <w:p>
       <w:r>
+        <w:rPr>
+          <w:noProof/>
+        </w:rPr>
         <w:drawing>
           <wp:inline distT="0" distB="0" distL="0" distR="0" wp14:anchorId="248EBB56" wp14:editId="12B5A39E">
             <wp:extent cx="5760720" cy="1727835"/>
@@ -3937,7 +3901,7 @@
                     <pic:cNvPicPr/>
                   </pic:nvPicPr>
                   <pic:blipFill>
-                    <a:blip r:embed="rId56"/>
+                    <a:blip r:embed="rId55"/>
                     <a:stretch>
                       <a:fillRect/>
                     </a:stretch>
@@ -3960,6 +3924,9 @@
     </w:p>
     <w:p>
       <w:r>
+        <w:rPr>
+          <w:noProof/>
+        </w:rPr>
         <w:drawing>
           <wp:inline distT="0" distB="0" distL="0" distR="0" wp14:anchorId="5D52A1EA" wp14:editId="461A6CB8">
             <wp:extent cx="5760720" cy="843280"/>
@@ -3976,7 +3943,7 @@
                     <pic:cNvPicPr/>
                   </pic:nvPicPr>
                   <pic:blipFill>
-                    <a:blip r:embed="rId57"/>
+                    <a:blip r:embed="rId56"/>
                     <a:stretch>
                       <a:fillRect/>
                     </a:stretch>
@@ -3999,6 +3966,9 @@
     </w:p>
     <w:p>
       <w:r>
+        <w:rPr>
+          <w:noProof/>
+        </w:rPr>
         <w:drawing>
           <wp:inline distT="0" distB="0" distL="0" distR="0" wp14:anchorId="7EC99918" wp14:editId="3B89761C">
             <wp:extent cx="3962400" cy="597068"/>
@@ -4015,7 +3985,7 @@
                     <pic:cNvPicPr/>
                   </pic:nvPicPr>
                   <pic:blipFill>
-                    <a:blip r:embed="rId58"/>
+                    <a:blip r:embed="rId57"/>
                     <a:stretch>
                       <a:fillRect/>
                     </a:stretch>
@@ -4053,6 +4023,9 @@
     </w:p>
     <w:p>
       <w:r>
+        <w:rPr>
+          <w:noProof/>
+        </w:rPr>
         <w:drawing>
           <wp:inline distT="0" distB="0" distL="0" distR="0" wp14:anchorId="209A668F" wp14:editId="6B155F64">
             <wp:extent cx="4470307" cy="1787236"/>
@@ -4069,7 +4042,7 @@
                     <pic:cNvPicPr/>
                   </pic:nvPicPr>
                   <pic:blipFill>
-                    <a:blip r:embed="rId59"/>
+                    <a:blip r:embed="rId58"/>
                     <a:stretch>
                       <a:fillRect/>
                     </a:stretch>
@@ -4092,6 +4065,9 @@
     </w:p>
     <w:p>
       <w:r>
+        <w:rPr>
+          <w:noProof/>
+        </w:rPr>
         <w:lastRenderedPageBreak/>
         <w:drawing>
           <wp:inline distT="0" distB="0" distL="0" distR="0" wp14:anchorId="6D130ED1" wp14:editId="2CD7C07B">
@@ -4109,7 +4085,7 @@
                     <pic:cNvPicPr/>
                   </pic:nvPicPr>
                   <pic:blipFill>
-                    <a:blip r:embed="rId60"/>
+                    <a:blip r:embed="rId59"/>
                     <a:stretch>
                       <a:fillRect/>
                     </a:stretch>
@@ -4132,6 +4108,9 @@
     </w:p>
     <w:p>
       <w:r>
+        <w:rPr>
+          <w:noProof/>
+        </w:rPr>
         <w:drawing>
           <wp:inline distT="0" distB="0" distL="0" distR="0" wp14:anchorId="7B30DBDE" wp14:editId="310105D6">
             <wp:extent cx="4118268" cy="1077686"/>
@@ -4148,7 +4127,7 @@
                     <pic:cNvPicPr/>
                   </pic:nvPicPr>
                   <pic:blipFill>
-                    <a:blip r:embed="rId61"/>
+                    <a:blip r:embed="rId60"/>
                     <a:stretch>
                       <a:fillRect/>
                     </a:stretch>
@@ -4252,6 +4231,9 @@
     </w:p>
     <w:p>
       <w:r>
+        <w:rPr>
+          <w:noProof/>
+        </w:rPr>
         <w:drawing>
           <wp:inline distT="0" distB="0" distL="0" distR="0" wp14:anchorId="1A29F3C8" wp14:editId="079907D3">
             <wp:extent cx="4335354" cy="2445327"/>
@@ -4268,7 +4250,7 @@
                     <pic:cNvPicPr/>
                   </pic:nvPicPr>
                   <pic:blipFill>
-                    <a:blip r:embed="rId62"/>
+                    <a:blip r:embed="rId61"/>
                     <a:stretch>
                       <a:fillRect/>
                     </a:stretch>
@@ -4291,6 +4273,9 @@
     </w:p>
     <w:p>
       <w:r>
+        <w:rPr>
+          <w:noProof/>
+        </w:rPr>
         <w:drawing>
           <wp:inline distT="0" distB="0" distL="0" distR="0" wp14:anchorId="6FC08880" wp14:editId="423611C6">
             <wp:extent cx="4286852" cy="2341419"/>
@@ -4307,7 +4292,7 @@
                     <pic:cNvPicPr/>
                   </pic:nvPicPr>
                   <pic:blipFill>
-                    <a:blip r:embed="rId63"/>
+                    <a:blip r:embed="rId62"/>
                     <a:stretch>
                       <a:fillRect/>
                     </a:stretch>
@@ -4330,6 +4315,9 @@
     </w:p>
     <w:p>
       <w:r>
+        <w:rPr>
+          <w:noProof/>
+        </w:rPr>
         <w:lastRenderedPageBreak/>
         <w:drawing>
           <wp:inline distT="0" distB="0" distL="0" distR="0" wp14:anchorId="07D7BCF5" wp14:editId="08AFE756">
@@ -4347,7 +4335,7 @@
                     <pic:cNvPicPr/>
                   </pic:nvPicPr>
                   <pic:blipFill>
-                    <a:blip r:embed="rId64"/>
+                    <a:blip r:embed="rId63"/>
                     <a:stretch>
                       <a:fillRect/>
                     </a:stretch>
@@ -4928,6 +4916,56 @@
       </w:tr>
     </w:tbl>
     <w:p/>
+    <w:p>
+      <w:r>
+        <w:t xml:space="preserve">Statistiques des groupes </w:t>
+      </w:r>
+    </w:p>
+    <w:p>
+      <w:r>
+        <w:rPr>
+          <w:noProof/>
+          <w:sz w:val="22"/>
+          <w:szCs w:val="22"/>
+        </w:rPr>
+        <w:lastRenderedPageBreak/>
+        <w:drawing>
+          <wp:inline distT="0" distB="0" distL="0" distR="0" wp14:anchorId="3265E5AF" wp14:editId="0A293BBA">
+            <wp:extent cx="4565348" cy="1477498"/>
+            <wp:effectExtent l="0" t="0" r="6985" b="8890"/>
+            <wp:docPr id="1657561735" name="Image 1"/>
+            <wp:cNvGraphicFramePr>
+              <a:graphicFrameLocks xmlns:a="http://schemas.openxmlformats.org/drawingml/2006/main" noChangeAspect="1"/>
+            </wp:cNvGraphicFramePr>
+            <a:graphic xmlns:a="http://schemas.openxmlformats.org/drawingml/2006/main">
+              <a:graphicData uri="http://schemas.openxmlformats.org/drawingml/2006/picture">
+                <pic:pic xmlns:pic="http://schemas.openxmlformats.org/drawingml/2006/picture">
+                  <pic:nvPicPr>
+                    <pic:cNvPr id="1657561735" name=""/>
+                    <pic:cNvPicPr/>
+                  </pic:nvPicPr>
+                  <pic:blipFill>
+                    <a:blip r:embed="rId64"/>
+                    <a:stretch>
+                      <a:fillRect/>
+                    </a:stretch>
+                  </pic:blipFill>
+                  <pic:spPr>
+                    <a:xfrm>
+                      <a:off x="0" y="0"/>
+                      <a:ext cx="4576188" cy="1481006"/>
+                    </a:xfrm>
+                    <a:prstGeom prst="rect">
+                      <a:avLst/>
+                    </a:prstGeom>
+                  </pic:spPr>
+                </pic:pic>
+              </a:graphicData>
+            </a:graphic>
+          </wp:inline>
+        </w:drawing>
+      </w:r>
+    </w:p>
     <w:p/>
     <w:sectPr>
       <w:pgSz w:w="11906" w:h="16838"/>
@@ -6311,6 +6349,7 @@
   <w:style w:type="character" w:default="1" w:styleId="Policepardfaut">
     <w:name w:val="Default Paragraph Font"/>
     <w:uiPriority w:val="1"/>
+    <w:semiHidden/>
     <w:unhideWhenUsed/>
   </w:style>
   <w:style w:type="table" w:default="1" w:styleId="TableauNormal">
